--- a/3/2/PBZ/Lab2_report.docx
+++ b/3/2/PBZ/Lab2_report.docx
@@ -2149,10 +2149,7 @@
         <w:t>5.</w:t>
       </w:r>
       <w:r>
-        <w:t xml:space="preserve"> </w:t>
-      </w:r>
-      <w:r>
-        <w:t>Поиск всех концепций и методов, введенных конкретным ученым (SPARQL)</w:t>
+        <w:t xml:space="preserve"> Поиск всех концепций и методов, введенных конкретным ученым (SPARQL)</w:t>
       </w:r>
       <w:r>
         <w:t>:</w:t>
@@ -2237,19 +2234,12 @@
       </w:r>
     </w:p>
     <w:p>
-      <w:pPr>
-        <w:rPr>
-          <w:lang w:val="en-US"/>
-        </w:rPr>
-      </w:pPr>
-      <w:r>
-        <w:rPr>
-          <w:lang w:val="en-US"/>
-        </w:rPr>
+      <w:r>
         <w:t>}</w:t>
       </w:r>
       <w:r>
         <w:rPr>
+          <w:noProof/>
           <w:lang w:val="en-US"/>
         </w:rPr>
         <w:drawing>
@@ -2328,293 +2318,43 @@
           <w:noProof/>
           <w:lang w:val="ru-BY"/>
         </w:rPr>
-        <w:t>Запрос 1: Общий список всех ученых (Математики + Физики)</w:t>
-      </w:r>
-    </w:p>
-    <w:p>
-      <w:pPr>
+        <w:t xml:space="preserve">Запрос 1: </w:t>
+      </w:r>
+      <w:r>
         <w:rPr>
           <w:noProof/>
-          <w:lang w:val="ru-BY"/>
-        </w:rPr>
-      </w:pPr>
+        </w:rPr>
+        <w:t>Поиск ученых</w:t>
+      </w:r>
       <w:r>
         <w:rPr>
           <w:noProof/>
           <w:lang w:val="ru-BY"/>
         </w:rPr>
-        <w:t>Этот запрос собирает всех ученых из обеих онтологий, выводит их имена, указывает их специализацию и из какой онтологии получены данные</w:t>
+        <w:t xml:space="preserve"> </w:t>
       </w:r>
       <w:r>
         <w:rPr>
           <w:noProof/>
+        </w:rPr>
+        <w:t>которые одновременно относятся к нескольким классам (например, и к математикам, и к физикам)</w:t>
+      </w:r>
+      <w:r>
+        <w:rPr>
+          <w:noProof/>
           <w:lang w:val="ru-BY"/>
         </w:rPr>
         <w:t>:</w:t>
       </w:r>
     </w:p>
     <w:p>
-      <w:pPr>
-        <w:rPr>
-          <w:lang w:val="en-US"/>
-        </w:rPr>
-      </w:pPr>
-      <w:r>
-        <w:rPr>
-          <w:lang w:val="en-US"/>
-        </w:rPr>
-        <w:t>PREFIX math: &lt;http://example.org/math#&gt;</w:t>
-      </w:r>
-    </w:p>
-    <w:p>
-      <w:pPr>
-        <w:rPr>
-          <w:lang w:val="en-US"/>
-        </w:rPr>
-      </w:pPr>
-      <w:r>
-        <w:rPr>
-          <w:lang w:val="en-US"/>
-        </w:rPr>
-        <w:t>PREFIX phys: &lt;http://example.org/physics#&gt;</w:t>
-      </w:r>
-    </w:p>
-    <w:p>
-      <w:pPr>
-        <w:rPr>
-          <w:lang w:val="en-US"/>
-        </w:rPr>
-      </w:pPr>
-      <w:r>
-        <w:rPr>
-          <w:lang w:val="en-US"/>
-        </w:rPr>
+      <w:r>
         <w:lastRenderedPageBreak/>
-        <w:t>PREFIX xsd: &lt;http://www.w3.org/2001/XMLSchema#&gt;</w:t>
-      </w:r>
-    </w:p>
-    <w:p>
-      <w:pPr>
-        <w:rPr>
-          <w:lang w:val="en-US"/>
-        </w:rPr>
-      </w:pPr>
-    </w:p>
-    <w:p>
-      <w:pPr>
-        <w:rPr>
-          <w:lang w:val="en-US"/>
-        </w:rPr>
-      </w:pPr>
-      <w:r>
-        <w:rPr>
-          <w:lang w:val="en-US"/>
-        </w:rPr>
-        <w:t>SELECT ?scientistName ?specialization ?source WHERE {</w:t>
-      </w:r>
-    </w:p>
-    <w:p>
-      <w:pPr>
-        <w:rPr>
-          <w:lang w:val="en-US"/>
-        </w:rPr>
-      </w:pPr>
-      <w:r>
-        <w:rPr>
-          <w:lang w:val="en-US"/>
-        </w:rPr>
-        <w:t xml:space="preserve">  {</w:t>
-      </w:r>
-    </w:p>
-    <w:p>
-      <w:pPr>
-        <w:rPr>
-          <w:lang w:val="en-US"/>
-        </w:rPr>
-      </w:pPr>
-      <w:r>
-        <w:rPr>
-          <w:lang w:val="en-US"/>
-        </w:rPr>
-        <w:t xml:space="preserve">    ?m a math:Mathematician .</w:t>
-      </w:r>
-    </w:p>
-    <w:p>
-      <w:pPr>
-        <w:rPr>
-          <w:lang w:val="en-US"/>
-        </w:rPr>
-      </w:pPr>
-      <w:r>
-        <w:rPr>
-          <w:lang w:val="en-US"/>
-        </w:rPr>
-        <w:t xml:space="preserve">    ?m math:hasName ?scientistName .</w:t>
-      </w:r>
-    </w:p>
-    <w:p>
-      <w:pPr>
-        <w:rPr>
-          <w:lang w:val="en-US"/>
-        </w:rPr>
-      </w:pPr>
-      <w:r>
-        <w:rPr>
-          <w:lang w:val="en-US"/>
-        </w:rPr>
-        <w:t xml:space="preserve">    BIND("</w:t>
-      </w:r>
-      <w:r>
-        <w:t>Математик</w:t>
-      </w:r>
-      <w:r>
-        <w:rPr>
-          <w:lang w:val="en-US"/>
-        </w:rPr>
-        <w:t>" AS ?specialization)</w:t>
-      </w:r>
-    </w:p>
-    <w:p>
-      <w:pPr>
-        <w:rPr>
-          <w:lang w:val="en-US"/>
-        </w:rPr>
-      </w:pPr>
-      <w:r>
-        <w:rPr>
-          <w:lang w:val="en-US"/>
-        </w:rPr>
-        <w:t xml:space="preserve">    BIND("matematicians.ttl" AS ?source)</w:t>
-      </w:r>
-    </w:p>
-    <w:p>
-      <w:pPr>
-        <w:rPr>
-          <w:lang w:val="en-US"/>
-        </w:rPr>
-      </w:pPr>
-      <w:r>
-        <w:rPr>
-          <w:lang w:val="en-US"/>
-        </w:rPr>
-        <w:t xml:space="preserve">  }</w:t>
-      </w:r>
-    </w:p>
-    <w:p>
-      <w:pPr>
-        <w:rPr>
-          <w:lang w:val="en-US"/>
-        </w:rPr>
-      </w:pPr>
-      <w:r>
-        <w:rPr>
-          <w:lang w:val="en-US"/>
-        </w:rPr>
-        <w:t xml:space="preserve">  UNION</w:t>
-      </w:r>
-    </w:p>
-    <w:p>
-      <w:pPr>
-        <w:rPr>
-          <w:lang w:val="en-US"/>
-        </w:rPr>
-      </w:pPr>
-      <w:r>
-        <w:rPr>
-          <w:lang w:val="en-US"/>
-        </w:rPr>
-        <w:t xml:space="preserve">  {</w:t>
-      </w:r>
-    </w:p>
-    <w:p>
-      <w:pPr>
-        <w:rPr>
-          <w:lang w:val="en-US"/>
-        </w:rPr>
-      </w:pPr>
-      <w:r>
-        <w:rPr>
-          <w:lang w:val="en-US"/>
-        </w:rPr>
-        <w:t xml:space="preserve">    ?p a phys:Physicist .</w:t>
-      </w:r>
-    </w:p>
-    <w:p>
-      <w:pPr>
-        <w:rPr>
-          <w:lang w:val="en-US"/>
-        </w:rPr>
-      </w:pPr>
-      <w:r>
-        <w:rPr>
-          <w:lang w:val="en-US"/>
-        </w:rPr>
-        <w:t xml:space="preserve">    ?p phys:physicistName ?scientistName .</w:t>
-      </w:r>
-    </w:p>
-    <w:p>
-      <w:pPr>
-        <w:rPr>
-          <w:lang w:val="en-US"/>
-        </w:rPr>
-      </w:pPr>
-      <w:r>
-        <w:rPr>
-          <w:lang w:val="en-US"/>
-        </w:rPr>
-        <w:t xml:space="preserve">    BIND("</w:t>
-      </w:r>
-      <w:r>
-        <w:t>Физик</w:t>
-      </w:r>
-      <w:r>
-        <w:rPr>
-          <w:lang w:val="en-US"/>
-        </w:rPr>
-        <w:t>" AS ?specialization)</w:t>
-      </w:r>
-    </w:p>
-    <w:p>
-      <w:pPr>
-        <w:rPr>
-          <w:lang w:val="en-US"/>
-        </w:rPr>
-      </w:pPr>
-      <w:r>
-        <w:rPr>
-          <w:lang w:val="en-US"/>
-        </w:rPr>
-        <w:t xml:space="preserve">    BIND("physicists.ttl" AS ?source)</w:t>
-      </w:r>
-    </w:p>
-    <w:p>
-      <w:r>
-        <w:rPr>
-          <w:lang w:val="en-US"/>
-        </w:rPr>
-        <w:t xml:space="preserve">  </w:t>
-      </w:r>
-      <w:r>
-        <w:t>}</w:t>
-      </w:r>
-    </w:p>
-    <w:p>
-      <w:r>
-        <w:t>}</w:t>
-      </w:r>
-    </w:p>
-    <w:p>
-      <w:r>
-        <w:t>ORDER BY ?scientistName</w:t>
-      </w:r>
-    </w:p>
-    <w:p>
-      <w:r>
         <w:drawing>
-          <wp:inline distT="0" distB="0" distL="0" distR="0" wp14:anchorId="472BDBF1" wp14:editId="0B89BE8B">
-            <wp:extent cx="5940425" cy="2901950"/>
+          <wp:inline distT="0" distB="0" distL="0" distR="0" wp14:anchorId="747C929E" wp14:editId="785F801A">
+            <wp:extent cx="5940425" cy="3341370"/>
             <wp:effectExtent l="0" t="0" r="3175" b="0"/>
-            <wp:docPr id="8" name="Рисунок 8"/>
+            <wp:docPr id="6" name="Рисунок 6"/>
             <wp:cNvGraphicFramePr>
               <a:graphicFrameLocks xmlns:a="http://schemas.openxmlformats.org/drawingml/2006/main" noChangeAspect="1"/>
             </wp:cNvGraphicFramePr>
@@ -2634,7 +2374,7 @@
                   <pic:spPr>
                     <a:xfrm>
                       <a:off x="0" y="0"/>
-                      <a:ext cx="5940425" cy="2901950"/>
+                      <a:ext cx="5940425" cy="3341370"/>
                     </a:xfrm>
                     <a:prstGeom prst="rect">
                       <a:avLst/>
@@ -2658,62 +2398,20 @@
         <w:rPr>
           <w:lang w:val="ru-BY"/>
         </w:rPr>
-        <w:t>Запрос 2: Научные достижения и их авторы</w:t>
-      </w:r>
-    </w:p>
-    <w:p>
-      <w:pPr>
-        <w:rPr>
-          <w:lang w:val="ru-BY"/>
-        </w:rPr>
-      </w:pPr>
-      <w:r>
-        <w:rPr>
-          <w:lang w:val="ru-BY"/>
-        </w:rPr>
-        <w:t>О</w:t>
-      </w:r>
-      <w:r>
-        <w:rPr>
-          <w:lang w:val="ru-BY"/>
-        </w:rPr>
-        <w:t>бъедин</w:t>
-      </w:r>
-      <w:r>
-        <w:rPr>
-          <w:lang w:val="ru-BY"/>
-        </w:rPr>
-        <w:t>ение</w:t>
-      </w:r>
-      <w:r>
-        <w:rPr>
-          <w:lang w:val="ru-BY"/>
-        </w:rPr>
-        <w:t xml:space="preserve"> научны</w:t>
-      </w:r>
-      <w:r>
-        <w:rPr>
-          <w:lang w:val="ru-BY"/>
-        </w:rPr>
-        <w:t>х</w:t>
-      </w:r>
-      <w:r>
-        <w:rPr>
-          <w:lang w:val="ru-BY"/>
-        </w:rPr>
-        <w:t xml:space="preserve"> труд</w:t>
-      </w:r>
-      <w:r>
-        <w:rPr>
-          <w:lang w:val="ru-BY"/>
-        </w:rPr>
-        <w:t>ов</w:t>
-      </w:r>
-      <w:r>
-        <w:rPr>
-          <w:lang w:val="ru-BY"/>
-        </w:rPr>
-        <w:t>/теорем математиков и открытия физиков в единый список научных достижений</w:t>
+        <w:t xml:space="preserve">Запрос 2: </w:t>
+      </w:r>
+      <w:r>
+        <w:t>Досье на Рене Декарта</w:t>
+      </w:r>
+    </w:p>
+    <w:p>
+      <w:pPr>
+        <w:rPr>
+          <w:lang w:val="ru-BY"/>
+        </w:rPr>
+      </w:pPr>
+      <w:r>
+        <w:t>Этот запрос собирает воедино информацию о Декарте как о математике, физике и философе</w:t>
       </w:r>
       <w:r>
         <w:rPr>
@@ -2732,66 +2430,274 @@
         <w:rPr>
           <w:lang w:val="ru-BY"/>
         </w:rPr>
-        <w:t>PREFIX math: &lt;http://example.org/math#&gt;</w:t>
-      </w:r>
-    </w:p>
-    <w:p>
-      <w:pPr>
-        <w:rPr>
-          <w:lang w:val="ru-BY"/>
-        </w:rPr>
-      </w:pPr>
-      <w:r>
-        <w:rPr>
-          <w:lang w:val="ru-BY"/>
-        </w:rPr>
-        <w:t>PREFIX phys: &lt;http://example.org/physics#&gt;</w:t>
-      </w:r>
-    </w:p>
-    <w:p>
-      <w:pPr>
-        <w:rPr>
-          <w:lang w:val="ru-BY"/>
-        </w:rPr>
-      </w:pPr>
-      <w:r>
-        <w:rPr>
-          <w:lang w:val="ru-BY"/>
-        </w:rPr>
-        <w:t>PREFIX xsd: &lt;http://www.w3.org/2001/XMLSchema#&gt;</w:t>
-      </w:r>
-    </w:p>
-    <w:p>
-      <w:pPr>
-        <w:rPr>
-          <w:lang w:val="ru-BY"/>
-        </w:rPr>
-      </w:pPr>
-    </w:p>
-    <w:p>
-      <w:pPr>
-        <w:rPr>
-          <w:lang w:val="ru-BY"/>
-        </w:rPr>
-      </w:pPr>
-      <w:r>
-        <w:rPr>
-          <w:lang w:val="ru-BY"/>
-        </w:rPr>
-        <w:t>SELECT ?achievementTitle ?authorName ?type WHERE {</w:t>
-      </w:r>
-    </w:p>
-    <w:p>
-      <w:pPr>
-        <w:rPr>
-          <w:lang w:val="ru-BY"/>
-        </w:rPr>
-      </w:pPr>
-      <w:r>
-        <w:rPr>
-          <w:lang w:val="ru-BY"/>
-        </w:rPr>
-        <w:t xml:space="preserve">  {</w:t>
+        <w:t>PREFIX : &lt;http://example.org/math#&gt;</w:t>
+      </w:r>
+    </w:p>
+    <w:p>
+      <w:pPr>
+        <w:rPr>
+          <w:lang w:val="ru-BY"/>
+        </w:rPr>
+      </w:pPr>
+    </w:p>
+    <w:p>
+      <w:pPr>
+        <w:rPr>
+          <w:lang w:val="ru-BY"/>
+        </w:rPr>
+      </w:pPr>
+      <w:r>
+        <w:rPr>
+          <w:lang w:val="ru-BY"/>
+        </w:rPr>
+        <w:t>SELECT ?mathBranch ?physicsConcept ?philosophyWork</w:t>
+      </w:r>
+    </w:p>
+    <w:p>
+      <w:pPr>
+        <w:rPr>
+          <w:lang w:val="ru-BY"/>
+        </w:rPr>
+      </w:pPr>
+      <w:r>
+        <w:rPr>
+          <w:lang w:val="ru-BY"/>
+        </w:rPr>
+        <w:t>WHERE {</w:t>
+      </w:r>
+    </w:p>
+    <w:p>
+      <w:pPr>
+        <w:rPr>
+          <w:lang w:val="ru-BY"/>
+        </w:rPr>
+      </w:pPr>
+      <w:r>
+        <w:rPr>
+          <w:lang w:val="ru-BY"/>
+        </w:rPr>
+        <w:t xml:space="preserve">  # Задаем точку входа — Рене Декарт</w:t>
+      </w:r>
+    </w:p>
+    <w:p>
+      <w:pPr>
+        <w:rPr>
+          <w:lang w:val="ru-BY"/>
+        </w:rPr>
+      </w:pPr>
+      <w:r>
+        <w:rPr>
+          <w:lang w:val="ru-BY"/>
+        </w:rPr>
+        <w:t xml:space="preserve">  BIND(:Descartes AS ?person)</w:t>
+      </w:r>
+    </w:p>
+    <w:p>
+      <w:pPr>
+        <w:rPr>
+          <w:lang w:val="ru-BY"/>
+        </w:rPr>
+      </w:pPr>
+      <w:r>
+        <w:rPr>
+          <w:lang w:val="ru-BY"/>
+        </w:rPr>
+        <w:t xml:space="preserve">  </w:t>
+      </w:r>
+    </w:p>
+    <w:p>
+      <w:pPr>
+        <w:rPr>
+          <w:lang w:val="ru-BY"/>
+        </w:rPr>
+      </w:pPr>
+      <w:r>
+        <w:rPr>
+          <w:lang w:val="ru-BY"/>
+        </w:rPr>
+        <w:t xml:space="preserve">  # Данные из основной онтологии</w:t>
+      </w:r>
+    </w:p>
+    <w:p>
+      <w:pPr>
+        <w:rPr>
+          <w:lang w:val="ru-BY"/>
+        </w:rPr>
+      </w:pPr>
+      <w:r>
+        <w:rPr>
+          <w:lang w:val="ru-BY"/>
+        </w:rPr>
+        <w:t xml:space="preserve">  OPTIONAL { </w:t>
+      </w:r>
+    </w:p>
+    <w:p>
+      <w:pPr>
+        <w:rPr>
+          <w:lang w:val="ru-BY"/>
+        </w:rPr>
+      </w:pPr>
+      <w:r>
+        <w:rPr>
+          <w:lang w:val="ru-BY"/>
+        </w:rPr>
+        <w:t xml:space="preserve">    ?branch :foundedBy ?person . </w:t>
+      </w:r>
+    </w:p>
+    <w:p>
+      <w:pPr>
+        <w:rPr>
+          <w:lang w:val="ru-BY"/>
+        </w:rPr>
+      </w:pPr>
+      <w:r>
+        <w:rPr>
+          <w:lang w:val="ru-BY"/>
+        </w:rPr>
+        <w:t xml:space="preserve">    ?branch :branchName ?mathBranch . </w:t>
+      </w:r>
+    </w:p>
+    <w:p>
+      <w:pPr>
+        <w:rPr>
+          <w:lang w:val="ru-BY"/>
+        </w:rPr>
+      </w:pPr>
+      <w:r>
+        <w:rPr>
+          <w:lang w:val="ru-BY"/>
+        </w:rPr>
+        <w:t xml:space="preserve">  }</w:t>
+      </w:r>
+    </w:p>
+    <w:p>
+      <w:pPr>
+        <w:rPr>
+          <w:lang w:val="ru-BY"/>
+        </w:rPr>
+      </w:pPr>
+      <w:r>
+        <w:rPr>
+          <w:lang w:val="ru-BY"/>
+        </w:rPr>
+        <w:t xml:space="preserve">  </w:t>
+      </w:r>
+    </w:p>
+    <w:p>
+      <w:pPr>
+        <w:rPr>
+          <w:lang w:val="ru-BY"/>
+        </w:rPr>
+      </w:pPr>
+      <w:r>
+        <w:rPr>
+          <w:lang w:val="ru-BY"/>
+        </w:rPr>
+        <w:t xml:space="preserve">  # Данные из онтологии физиков</w:t>
+      </w:r>
+    </w:p>
+    <w:p>
+      <w:pPr>
+        <w:rPr>
+          <w:lang w:val="ru-BY"/>
+        </w:rPr>
+      </w:pPr>
+      <w:r>
+        <w:rPr>
+          <w:lang w:val="ru-BY"/>
+        </w:rPr>
+        <w:t xml:space="preserve">  OPTIONAL { </w:t>
+      </w:r>
+    </w:p>
+    <w:p>
+      <w:pPr>
+        <w:rPr>
+          <w:lang w:val="ru-BY"/>
+        </w:rPr>
+      </w:pPr>
+      <w:r>
+        <w:rPr>
+          <w:lang w:val="ru-BY"/>
+        </w:rPr>
+        <w:t xml:space="preserve">    ?person :studiedConcept ?concept . </w:t>
+      </w:r>
+    </w:p>
+    <w:p>
+      <w:pPr>
+        <w:rPr>
+          <w:lang w:val="ru-BY"/>
+        </w:rPr>
+      </w:pPr>
+      <w:r>
+        <w:rPr>
+          <w:lang w:val="ru-BY"/>
+        </w:rPr>
+        <w:t xml:space="preserve">    ?concept :conceptName ?physicsConcept . </w:t>
+      </w:r>
+    </w:p>
+    <w:p>
+      <w:pPr>
+        <w:rPr>
+          <w:lang w:val="ru-BY"/>
+        </w:rPr>
+      </w:pPr>
+      <w:r>
+        <w:rPr>
+          <w:lang w:val="ru-BY"/>
+        </w:rPr>
+        <w:t xml:space="preserve">  }</w:t>
+      </w:r>
+    </w:p>
+    <w:p>
+      <w:pPr>
+        <w:rPr>
+          <w:lang w:val="ru-BY"/>
+        </w:rPr>
+      </w:pPr>
+      <w:r>
+        <w:rPr>
+          <w:lang w:val="ru-BY"/>
+        </w:rPr>
+        <w:t xml:space="preserve">  </w:t>
+      </w:r>
+    </w:p>
+    <w:p>
+      <w:pPr>
+        <w:rPr>
+          <w:lang w:val="ru-BY"/>
+        </w:rPr>
+      </w:pPr>
+      <w:r>
+        <w:rPr>
+          <w:lang w:val="ru-BY"/>
+        </w:rPr>
+        <w:t xml:space="preserve">  # Данные из онтологии философов</w:t>
+      </w:r>
+    </w:p>
+    <w:p>
+      <w:pPr>
+        <w:rPr>
+          <w:lang w:val="ru-BY"/>
+        </w:rPr>
+      </w:pPr>
+      <w:r>
+        <w:rPr>
+          <w:lang w:val="ru-BY"/>
+        </w:rPr>
+        <w:t xml:space="preserve">  OPTIONAL { </w:t>
+      </w:r>
+    </w:p>
+    <w:p>
+      <w:pPr>
+        <w:rPr>
+          <w:lang w:val="ru-BY"/>
+        </w:rPr>
+      </w:pPr>
+      <w:r>
+        <w:rPr>
+          <w:lang w:val="ru-BY"/>
+        </w:rPr>
+        <w:t xml:space="preserve">    ?person :authoredWork ?work . </w:t>
       </w:r>
     </w:p>
     <w:p>
@@ -2805,59 +2711,7 @@
           <w:lang w:val="ru-BY"/>
         </w:rPr>
         <w:lastRenderedPageBreak/>
-        <w:t xml:space="preserve">    ?work a math:ScientificWork .</w:t>
-      </w:r>
-    </w:p>
-    <w:p>
-      <w:pPr>
-        <w:rPr>
-          <w:lang w:val="ru-BY"/>
-        </w:rPr>
-      </w:pPr>
-      <w:r>
-        <w:rPr>
-          <w:lang w:val="ru-BY"/>
-        </w:rPr>
-        <w:t xml:space="preserve">    ?work math:workTitle ?achievementTitle .</w:t>
-      </w:r>
-    </w:p>
-    <w:p>
-      <w:pPr>
-        <w:rPr>
-          <w:lang w:val="ru-BY"/>
-        </w:rPr>
-      </w:pPr>
-      <w:r>
-        <w:rPr>
-          <w:lang w:val="ru-BY"/>
-        </w:rPr>
-        <w:t xml:space="preserve">    ?work math:writtenBy ?author .</w:t>
-      </w:r>
-    </w:p>
-    <w:p>
-      <w:pPr>
-        <w:rPr>
-          <w:lang w:val="ru-BY"/>
-        </w:rPr>
-      </w:pPr>
-      <w:r>
-        <w:rPr>
-          <w:lang w:val="ru-BY"/>
-        </w:rPr>
-        <w:t xml:space="preserve">    ?author math:hasName ?authorName .</w:t>
-      </w:r>
-    </w:p>
-    <w:p>
-      <w:pPr>
-        <w:rPr>
-          <w:lang w:val="ru-BY"/>
-        </w:rPr>
-      </w:pPr>
-      <w:r>
-        <w:rPr>
-          <w:lang w:val="ru-BY"/>
-        </w:rPr>
-        <w:t xml:space="preserve">    BIND("Математический труд" AS ?type)</w:t>
+        <w:t xml:space="preserve">    ?work :workTitle ?philosophyWork . </w:t>
       </w:r>
     </w:p>
     <w:p>
@@ -2876,214 +2730,7 @@
     <w:p>
       <w:pPr>
         <w:rPr>
-          <w:lang w:val="ru-BY"/>
-        </w:rPr>
-      </w:pPr>
-      <w:r>
-        <w:rPr>
-          <w:lang w:val="ru-BY"/>
-        </w:rPr>
-        <w:t xml:space="preserve">  UNION</w:t>
-      </w:r>
-    </w:p>
-    <w:p>
-      <w:pPr>
-        <w:rPr>
-          <w:lang w:val="ru-BY"/>
-        </w:rPr>
-      </w:pPr>
-      <w:r>
-        <w:rPr>
-          <w:lang w:val="ru-BY"/>
-        </w:rPr>
-        <w:t xml:space="preserve">  {</w:t>
-      </w:r>
-    </w:p>
-    <w:p>
-      <w:pPr>
-        <w:rPr>
-          <w:lang w:val="ru-BY"/>
-        </w:rPr>
-      </w:pPr>
-      <w:r>
-        <w:rPr>
-          <w:lang w:val="ru-BY"/>
-        </w:rPr>
-        <w:t xml:space="preserve">    ?theory a math:Theory .</w:t>
-      </w:r>
-    </w:p>
-    <w:p>
-      <w:pPr>
-        <w:rPr>
-          <w:lang w:val="ru-BY"/>
-        </w:rPr>
-      </w:pPr>
-      <w:r>
-        <w:rPr>
-          <w:lang w:val="ru-BY"/>
-        </w:rPr>
-        <w:t xml:space="preserve">    ?theory math:theoryName ?achievementTitle .</w:t>
-      </w:r>
-    </w:p>
-    <w:p>
-      <w:pPr>
-        <w:rPr>
-          <w:lang w:val="ru-BY"/>
-        </w:rPr>
-      </w:pPr>
-      <w:r>
-        <w:rPr>
-          <w:lang w:val="ru-BY"/>
-        </w:rPr>
-        <w:t xml:space="preserve">    ?theory math:developedBy ?author .</w:t>
-      </w:r>
-    </w:p>
-    <w:p>
-      <w:pPr>
-        <w:rPr>
-          <w:lang w:val="ru-BY"/>
-        </w:rPr>
-      </w:pPr>
-      <w:r>
-        <w:rPr>
-          <w:lang w:val="ru-BY"/>
-        </w:rPr>
-        <w:t xml:space="preserve">    ?author math:hasName ?authorName .</w:t>
-      </w:r>
-    </w:p>
-    <w:p>
-      <w:pPr>
-        <w:rPr>
-          <w:lang w:val="ru-BY"/>
-        </w:rPr>
-      </w:pPr>
-      <w:r>
-        <w:rPr>
-          <w:lang w:val="ru-BY"/>
-        </w:rPr>
-        <w:t xml:space="preserve">    BIND("Математическая теория" AS ?type)</w:t>
-      </w:r>
-    </w:p>
-    <w:p>
-      <w:pPr>
-        <w:rPr>
-          <w:lang w:val="ru-BY"/>
-        </w:rPr>
-      </w:pPr>
-      <w:r>
-        <w:rPr>
-          <w:lang w:val="ru-BY"/>
-        </w:rPr>
-        <w:t xml:space="preserve">  }</w:t>
-      </w:r>
-    </w:p>
-    <w:p>
-      <w:pPr>
-        <w:rPr>
-          <w:lang w:val="ru-BY"/>
-        </w:rPr>
-      </w:pPr>
-      <w:r>
-        <w:rPr>
-          <w:lang w:val="ru-BY"/>
-        </w:rPr>
-        <w:t xml:space="preserve">  UNION</w:t>
-      </w:r>
-    </w:p>
-    <w:p>
-      <w:pPr>
-        <w:rPr>
-          <w:lang w:val="ru-BY"/>
-        </w:rPr>
-      </w:pPr>
-      <w:r>
-        <w:rPr>
-          <w:lang w:val="ru-BY"/>
-        </w:rPr>
-        <w:t xml:space="preserve">  {</w:t>
-      </w:r>
-    </w:p>
-    <w:p>
-      <w:pPr>
-        <w:rPr>
-          <w:lang w:val="ru-BY"/>
-        </w:rPr>
-      </w:pPr>
-      <w:r>
-        <w:rPr>
-          <w:lang w:val="ru-BY"/>
-        </w:rPr>
-        <w:t xml:space="preserve">    ?discovery a phys:Discovery .</w:t>
-      </w:r>
-    </w:p>
-    <w:p>
-      <w:pPr>
-        <w:rPr>
-          <w:lang w:val="ru-BY"/>
-        </w:rPr>
-      </w:pPr>
-      <w:r>
-        <w:rPr>
-          <w:lang w:val="ru-BY"/>
-        </w:rPr>
-        <w:t xml:space="preserve">    ?discovery phys:discoveryName ?achievementTitle .</w:t>
-      </w:r>
-    </w:p>
-    <w:p>
-      <w:pPr>
-        <w:rPr>
-          <w:lang w:val="ru-BY"/>
-        </w:rPr>
-      </w:pPr>
-      <w:r>
-        <w:rPr>
-          <w:lang w:val="ru-BY"/>
-        </w:rPr>
-        <w:t xml:space="preserve">    ?discovery phys:discoveredBy ?author .</w:t>
-      </w:r>
-    </w:p>
-    <w:p>
-      <w:pPr>
-        <w:rPr>
-          <w:lang w:val="ru-BY"/>
-        </w:rPr>
-      </w:pPr>
-      <w:r>
-        <w:rPr>
-          <w:lang w:val="ru-BY"/>
-        </w:rPr>
-        <w:t xml:space="preserve">    ?author phys:physicistName ?authorName .</w:t>
-      </w:r>
-    </w:p>
-    <w:p>
-      <w:pPr>
-        <w:rPr>
-          <w:lang w:val="ru-BY"/>
-        </w:rPr>
-      </w:pPr>
-      <w:r>
-        <w:rPr>
-          <w:lang w:val="ru-BY"/>
-        </w:rPr>
-        <w:t xml:space="preserve">    BIND("Физическое открытие" AS ?type)</w:t>
-      </w:r>
-    </w:p>
-    <w:p>
-      <w:pPr>
-        <w:rPr>
-          <w:lang w:val="ru-BY"/>
-        </w:rPr>
-      </w:pPr>
-      <w:r>
-        <w:rPr>
-          <w:lang w:val="ru-BY"/>
-        </w:rPr>
-        <w:t xml:space="preserve">  }</w:t>
-      </w:r>
-    </w:p>
-    <w:p>
-      <w:pPr>
-        <w:rPr>
+          <w:noProof/>
           <w:lang w:val="ru-BY"/>
         </w:rPr>
       </w:pPr>
@@ -3104,24 +2751,11 @@
         <w:rPr>
           <w:lang w:val="ru-BY"/>
         </w:rPr>
-        <w:t>ORDER BY ?type ?achievementTitle</w:t>
-      </w:r>
-    </w:p>
-    <w:p>
-      <w:pPr>
-        <w:rPr>
-          <w:lang w:val="ru-BY"/>
-        </w:rPr>
-      </w:pPr>
-      <w:r>
-        <w:rPr>
-          <w:lang w:val="ru-BY"/>
-        </w:rPr>
         <w:drawing>
-          <wp:inline distT="0" distB="0" distL="0" distR="0" wp14:anchorId="2212B3F7" wp14:editId="6EE151CE">
-            <wp:extent cx="5940425" cy="2843530"/>
+          <wp:inline distT="0" distB="0" distL="0" distR="0" wp14:anchorId="4D23670D" wp14:editId="265DD63E">
+            <wp:extent cx="5940425" cy="3341370"/>
             <wp:effectExtent l="0" t="0" r="3175" b="0"/>
-            <wp:docPr id="9" name="Рисунок 9"/>
+            <wp:docPr id="7" name="Рисунок 7"/>
             <wp:cNvGraphicFramePr>
               <a:graphicFrameLocks xmlns:a="http://schemas.openxmlformats.org/drawingml/2006/main" noChangeAspect="1"/>
             </wp:cNvGraphicFramePr>
@@ -3141,7 +2775,7 @@
                   <pic:spPr>
                     <a:xfrm>
                       <a:off x="0" y="0"/>
-                      <a:ext cx="5940425" cy="2843530"/>
+                      <a:ext cx="5940425" cy="3341370"/>
                     </a:xfrm>
                     <a:prstGeom prst="rect">
                       <a:avLst/>
@@ -3165,20 +2799,10 @@
         <w:rPr>
           <w:lang w:val="ru-BY"/>
         </w:rPr>
-        <w:t>Запрос 3: Кросс-поиск ученых по конкретной исторической эпохе</w:t>
-      </w:r>
-    </w:p>
-    <w:p>
-      <w:pPr>
-        <w:rPr>
-          <w:lang w:val="ru-BY"/>
-        </w:rPr>
-      </w:pPr>
-      <w:r>
-        <w:rPr>
-          <w:lang w:val="ru-BY"/>
-        </w:rPr>
-        <w:t>В обеих онтологиях есть эпохи, которые называются одинаково (например, "Новое время" и "Античность"). Этот запрос ищет и математиков, и физиков, которые относятся к "Новому времени"</w:t>
+        <w:t xml:space="preserve">Запрос 3: </w:t>
+      </w:r>
+      <w:r>
+        <w:t>Кто жил в одну эпоху (Синхронизация по эрам)</w:t>
       </w:r>
       <w:r>
         <w:rPr>
@@ -3197,305 +2821,149 @@
         <w:rPr>
           <w:lang w:val="ru-BY"/>
         </w:rPr>
+        <w:t>PREFIX : &lt;http://example.org/math#&gt;</w:t>
+      </w:r>
+    </w:p>
+    <w:p>
+      <w:pPr>
+        <w:rPr>
+          <w:lang w:val="ru-BY"/>
+        </w:rPr>
+      </w:pPr>
+    </w:p>
+    <w:p>
+      <w:pPr>
+        <w:rPr>
+          <w:lang w:val="ru-BY"/>
+        </w:rPr>
+      </w:pPr>
+      <w:r>
+        <w:rPr>
+          <w:lang w:val="ru-BY"/>
+        </w:rPr>
+        <w:t>SELECT ?eraName ?personName</w:t>
+      </w:r>
+    </w:p>
+    <w:p>
+      <w:pPr>
+        <w:rPr>
+          <w:lang w:val="ru-BY"/>
+        </w:rPr>
+      </w:pPr>
+      <w:r>
+        <w:rPr>
+          <w:lang w:val="ru-BY"/>
+        </w:rPr>
+        <w:t>WHERE {</w:t>
+      </w:r>
+    </w:p>
+    <w:p>
+      <w:pPr>
+        <w:rPr>
+          <w:lang w:val="ru-BY"/>
+        </w:rPr>
+      </w:pPr>
+      <w:r>
+        <w:rPr>
+          <w:lang w:val="ru-BY"/>
+        </w:rPr>
+        <w:t xml:space="preserve">  ?era rdf:type :HistoricalEra .</w:t>
+      </w:r>
+    </w:p>
+    <w:p>
+      <w:pPr>
+        <w:rPr>
+          <w:lang w:val="ru-BY"/>
+        </w:rPr>
+      </w:pPr>
+      <w:r>
+        <w:rPr>
+          <w:lang w:val="ru-BY"/>
+        </w:rPr>
+        <w:t xml:space="preserve">  ?era :eraName ?eraName .</w:t>
+      </w:r>
+    </w:p>
+    <w:p>
+      <w:pPr>
+        <w:rPr>
+          <w:lang w:val="ru-BY"/>
+        </w:rPr>
+      </w:pPr>
+      <w:r>
+        <w:rPr>
+          <w:lang w:val="ru-BY"/>
+        </w:rPr>
+        <w:t xml:space="preserve">  </w:t>
+      </w:r>
+    </w:p>
+    <w:p>
+      <w:pPr>
+        <w:rPr>
+          <w:lang w:val="ru-BY"/>
+        </w:rPr>
+      </w:pPr>
+      <w:r>
+        <w:rPr>
+          <w:lang w:val="ru-BY"/>
+        </w:rPr>
+        <w:t xml:space="preserve">  ?person :belongsToEra ?era .</w:t>
+      </w:r>
+    </w:p>
+    <w:p>
+      <w:pPr>
+        <w:rPr>
+          <w:lang w:val="ru-BY"/>
+        </w:rPr>
+      </w:pPr>
+      <w:r>
+        <w:rPr>
+          <w:lang w:val="ru-BY"/>
+        </w:rPr>
+        <w:t xml:space="preserve">  ?person :hasName ?personName .</w:t>
+      </w:r>
+    </w:p>
+    <w:p>
+      <w:pPr>
+        <w:rPr>
+          <w:lang w:val="ru-BY"/>
+        </w:rPr>
+      </w:pPr>
+      <w:r>
+        <w:rPr>
+          <w:lang w:val="ru-BY"/>
+        </w:rPr>
+        <w:t>}</w:t>
+      </w:r>
+    </w:p>
+    <w:p>
+      <w:pPr>
+        <w:rPr>
+          <w:lang w:val="ru-BY"/>
+        </w:rPr>
+      </w:pPr>
+      <w:r>
+        <w:rPr>
+          <w:lang w:val="ru-BY"/>
+        </w:rPr>
+        <w:t>ORDER BY ?eraName</w:t>
+      </w:r>
+    </w:p>
+    <w:p>
+      <w:pPr>
+        <w:rPr>
+          <w:lang w:val="ru-BY"/>
+        </w:rPr>
+      </w:pPr>
+      <w:r>
+        <w:rPr>
+          <w:lang w:val="ru-BY"/>
+        </w:rPr>
         <w:lastRenderedPageBreak/>
-        <w:t>PREFIX math: &lt;http://example.org/math#&gt;</w:t>
-      </w:r>
-    </w:p>
-    <w:p>
-      <w:pPr>
-        <w:rPr>
-          <w:lang w:val="ru-BY"/>
-        </w:rPr>
-      </w:pPr>
-      <w:r>
-        <w:rPr>
-          <w:lang w:val="ru-BY"/>
-        </w:rPr>
-        <w:t>PREFIX phys: &lt;http://example.org/physics#&gt;</w:t>
-      </w:r>
-    </w:p>
-    <w:p>
-      <w:pPr>
-        <w:rPr>
-          <w:lang w:val="ru-BY"/>
-        </w:rPr>
-      </w:pPr>
-      <w:r>
-        <w:rPr>
-          <w:lang w:val="ru-BY"/>
-        </w:rPr>
-        <w:t>PREFIX xsd: &lt;http://www.w3.org/2001/XMLSchema#&gt;</w:t>
-      </w:r>
-    </w:p>
-    <w:p>
-      <w:pPr>
-        <w:rPr>
-          <w:lang w:val="ru-BY"/>
-        </w:rPr>
-      </w:pPr>
-    </w:p>
-    <w:p>
-      <w:pPr>
-        <w:rPr>
-          <w:lang w:val="ru-BY"/>
-        </w:rPr>
-      </w:pPr>
-      <w:r>
-        <w:rPr>
-          <w:lang w:val="ru-BY"/>
-        </w:rPr>
-        <w:t>SELECT ?scientistName ?eraLabel ?domain WHERE {</w:t>
-      </w:r>
-    </w:p>
-    <w:p>
-      <w:pPr>
-        <w:rPr>
-          <w:lang w:val="ru-BY"/>
-        </w:rPr>
-      </w:pPr>
-      <w:r>
-        <w:rPr>
-          <w:lang w:val="ru-BY"/>
-        </w:rPr>
-        <w:t xml:space="preserve">  {</w:t>
-      </w:r>
-    </w:p>
-    <w:p>
-      <w:pPr>
-        <w:rPr>
-          <w:lang w:val="ru-BY"/>
-        </w:rPr>
-      </w:pPr>
-      <w:r>
-        <w:rPr>
-          <w:lang w:val="ru-BY"/>
-        </w:rPr>
-        <w:t xml:space="preserve">    ?mathScientist a math:Mathematician .</w:t>
-      </w:r>
-    </w:p>
-    <w:p>
-      <w:pPr>
-        <w:rPr>
-          <w:lang w:val="ru-BY"/>
-        </w:rPr>
-      </w:pPr>
-      <w:r>
-        <w:rPr>
-          <w:lang w:val="ru-BY"/>
-        </w:rPr>
-        <w:t xml:space="preserve">    ?mathScientist math:hasName ?scientistName .</w:t>
-      </w:r>
-    </w:p>
-    <w:p>
-      <w:pPr>
-        <w:rPr>
-          <w:lang w:val="ru-BY"/>
-        </w:rPr>
-      </w:pPr>
-      <w:r>
-        <w:rPr>
-          <w:lang w:val="ru-BY"/>
-        </w:rPr>
-        <w:t xml:space="preserve">    ?mathScientist math:belongsToEra ?mathEra .</w:t>
-      </w:r>
-    </w:p>
-    <w:p>
-      <w:pPr>
-        <w:rPr>
-          <w:lang w:val="ru-BY"/>
-        </w:rPr>
-      </w:pPr>
-      <w:r>
-        <w:rPr>
-          <w:lang w:val="ru-BY"/>
-        </w:rPr>
-        <w:t xml:space="preserve">    ?mathEra math:eraName ?eraLabel .</w:t>
-      </w:r>
-    </w:p>
-    <w:p>
-      <w:pPr>
-        <w:rPr>
-          <w:lang w:val="ru-BY"/>
-        </w:rPr>
-      </w:pPr>
-      <w:r>
-        <w:rPr>
-          <w:lang w:val="ru-BY"/>
-        </w:rPr>
-        <w:t xml:space="preserve">    FILTER(?eraLabel = "Новое время"^^xsd:string)</w:t>
-      </w:r>
-    </w:p>
-    <w:p>
-      <w:pPr>
-        <w:rPr>
-          <w:lang w:val="ru-BY"/>
-        </w:rPr>
-      </w:pPr>
-      <w:r>
-        <w:rPr>
-          <w:lang w:val="ru-BY"/>
-        </w:rPr>
-        <w:t xml:space="preserve">    BIND("Математика" AS ?domain)</w:t>
-      </w:r>
-    </w:p>
-    <w:p>
-      <w:pPr>
-        <w:rPr>
-          <w:lang w:val="ru-BY"/>
-        </w:rPr>
-      </w:pPr>
-      <w:r>
-        <w:rPr>
-          <w:lang w:val="ru-BY"/>
-        </w:rPr>
-        <w:t xml:space="preserve">  }</w:t>
-      </w:r>
-    </w:p>
-    <w:p>
-      <w:pPr>
-        <w:rPr>
-          <w:lang w:val="ru-BY"/>
-        </w:rPr>
-      </w:pPr>
-      <w:r>
-        <w:rPr>
-          <w:lang w:val="ru-BY"/>
-        </w:rPr>
-        <w:t xml:space="preserve">  UNION</w:t>
-      </w:r>
-    </w:p>
-    <w:p>
-      <w:pPr>
-        <w:rPr>
-          <w:lang w:val="ru-BY"/>
-        </w:rPr>
-      </w:pPr>
-      <w:r>
-        <w:rPr>
-          <w:lang w:val="ru-BY"/>
-        </w:rPr>
-        <w:t xml:space="preserve">  {</w:t>
-      </w:r>
-    </w:p>
-    <w:p>
-      <w:pPr>
-        <w:rPr>
-          <w:lang w:val="ru-BY"/>
-        </w:rPr>
-      </w:pPr>
-      <w:r>
-        <w:rPr>
-          <w:lang w:val="ru-BY"/>
-        </w:rPr>
-        <w:t xml:space="preserve">    ?physScientist a phys:Physicist .</w:t>
-      </w:r>
-    </w:p>
-    <w:p>
-      <w:pPr>
-        <w:rPr>
-          <w:lang w:val="ru-BY"/>
-        </w:rPr>
-      </w:pPr>
-      <w:r>
-        <w:rPr>
-          <w:lang w:val="ru-BY"/>
-        </w:rPr>
-        <w:t xml:space="preserve">    ?physScientist phys:physicistName ?scientistName .</w:t>
-      </w:r>
-    </w:p>
-    <w:p>
-      <w:pPr>
-        <w:rPr>
-          <w:lang w:val="ru-BY"/>
-        </w:rPr>
-      </w:pPr>
-      <w:r>
-        <w:rPr>
-          <w:lang w:val="ru-BY"/>
-        </w:rPr>
-        <w:t xml:space="preserve">    ?physScientist phys:livedInEra ?physEra .</w:t>
-      </w:r>
-    </w:p>
-    <w:p>
-      <w:pPr>
-        <w:rPr>
-          <w:lang w:val="ru-BY"/>
-        </w:rPr>
-      </w:pPr>
-      <w:r>
-        <w:rPr>
-          <w:lang w:val="ru-BY"/>
-        </w:rPr>
-        <w:t xml:space="preserve">    ?physEra phys:eraName ?eraLabel .</w:t>
-      </w:r>
-    </w:p>
-    <w:p>
-      <w:pPr>
-        <w:rPr>
-          <w:lang w:val="ru-BY"/>
-        </w:rPr>
-      </w:pPr>
-      <w:r>
-        <w:rPr>
-          <w:lang w:val="ru-BY"/>
-        </w:rPr>
-        <w:t xml:space="preserve">    FILTER(?eraLabel = "Новое время"^^xsd:string)</w:t>
-      </w:r>
-    </w:p>
-    <w:p>
-      <w:pPr>
-        <w:rPr>
-          <w:lang w:val="ru-BY"/>
-        </w:rPr>
-      </w:pPr>
-      <w:r>
-        <w:rPr>
-          <w:lang w:val="ru-BY"/>
-        </w:rPr>
-        <w:t xml:space="preserve">    BIND("Физика" AS ?domain)</w:t>
-      </w:r>
-    </w:p>
-    <w:p>
-      <w:pPr>
-        <w:rPr>
-          <w:lang w:val="ru-BY"/>
-        </w:rPr>
-      </w:pPr>
-      <w:r>
-        <w:rPr>
-          <w:lang w:val="ru-BY"/>
-        </w:rPr>
-        <w:t xml:space="preserve">  }</w:t>
-      </w:r>
-    </w:p>
-    <w:p>
-      <w:pPr>
-        <w:rPr>
-          <w:lang w:val="ru-BY"/>
-        </w:rPr>
-      </w:pPr>
-      <w:r>
-        <w:rPr>
-          <w:lang w:val="ru-BY"/>
-        </w:rPr>
-        <w:t>}</w:t>
-      </w:r>
-    </w:p>
-    <w:p>
-      <w:pPr>
-        <w:rPr>
-          <w:lang w:val="ru-BY"/>
-        </w:rPr>
-      </w:pPr>
-      <w:r>
-        <w:rPr>
-          <w:lang w:val="ru-BY"/>
-        </w:rPr>
         <w:drawing>
-          <wp:inline distT="0" distB="0" distL="0" distR="0" wp14:anchorId="6A7ADCB9" wp14:editId="3B29B89B">
-            <wp:extent cx="5940425" cy="2472055"/>
-            <wp:effectExtent l="0" t="0" r="3175" b="4445"/>
-            <wp:docPr id="10" name="Рисунок 10"/>
+          <wp:inline distT="0" distB="0" distL="0" distR="0" wp14:anchorId="52A6CC7A" wp14:editId="7BF49BAB">
+            <wp:extent cx="5940425" cy="3341370"/>
+            <wp:effectExtent l="0" t="0" r="3175" b="0"/>
+            <wp:docPr id="11" name="Рисунок 11"/>
             <wp:cNvGraphicFramePr>
               <a:graphicFrameLocks xmlns:a="http://schemas.openxmlformats.org/drawingml/2006/main" noChangeAspect="1"/>
             </wp:cNvGraphicFramePr>
@@ -3515,7 +2983,7 @@
                   <pic:spPr>
                     <a:xfrm>
                       <a:off x="0" y="0"/>
-                      <a:ext cx="5940425" cy="2472055"/>
+                      <a:ext cx="5940425" cy="3341370"/>
                     </a:xfrm>
                     <a:prstGeom prst="rect">
                       <a:avLst/>
